--- a/exercises/Bài tập tổng hợp 48-49 - Cấu trúc so sánh/Đề 1.docx
+++ b/exercises/Bài tập tổng hợp 48-49 - Cấu trúc so sánh/Đề 1.docx
@@ -3,604 +3,2428 @@
 <w:document xmlns:w="http://schemas.openxmlformats.org/wordprocessingml/2006/main">
   <w:body>
     <w:p>
-      <w:r>
-        <w:rPr>
+      <w:pPr>
+        <w:spacing w:before="0" w:after="280"/>
+        <w:keepNext/>
+        <w:jc w:val="center"/>
+      </w:pPr>
+      <w:r>
+        <w:rPr>
+          <w:color w:val="000000"/>
           <w:b/>
         </w:rPr>
-        <w:t xml:space="preserve">ĐỀ TỔNG HỢP 48–49 – ĐỀ 1</w:t>
-      </w:r>
-    </w:p>
-    <w:p>
-      <w:r>
-        <w:t xml:space="preserve">EQUALITY – COMPARATIVES – SUPERLATIVES – SPECIAL COMPARISON STRUCTURES</w:t>
-      </w:r>
-    </w:p>
-    <w:p>
-      <w:r>
-        <w:t xml:space="preserve">Họ và tên: __________________________                         Điểm: ________/100</w:t>
-      </w:r>
-    </w:p>
-    <w:p>
-      <w:r>
-        <w:rPr>
+        <w:t>ĐỀ TỔNG HỢP 48–49 – ĐỀ 1</w:t>
+      </w:r>
+    </w:p>
+    <w:p>
+      <w:pPr>
+        <w:spacing w:before="0" w:after="180"/>
+        <w:jc w:val="center"/>
+      </w:pPr>
+      <w:r>
+        <w:rPr>
+          <w:color w:val="000000"/>
           <w:b/>
         </w:rPr>
-        <w:t xml:space="preserve">PHẦN 1. VIẾT DẠNG SO SÁNH ĐÚNG (10 điểm)</w:t>
-      </w:r>
-    </w:p>
-    <w:p>
-      <w:r>
-        <w:t xml:space="preserve">1. tall (comparative)</w:t>
-      </w:r>
-    </w:p>
-    <w:p>
-      <w:r>
-        <w:t xml:space="preserve">2. large (superlative)</w:t>
-      </w:r>
-    </w:p>
-    <w:p>
-      <w:r>
-        <w:t xml:space="preserve">3. happy (comparative)</w:t>
-      </w:r>
-    </w:p>
-    <w:p>
-      <w:r>
-        <w:t xml:space="preserve">4. hot (superlative)</w:t>
-      </w:r>
-    </w:p>
-    <w:p>
-      <w:r>
-        <w:t xml:space="preserve">5. beautiful (comparative)</w:t>
-      </w:r>
-    </w:p>
-    <w:p>
-      <w:r>
-        <w:t xml:space="preserve">6. carefully (superlative)</w:t>
-      </w:r>
-    </w:p>
-    <w:p>
-      <w:r>
-        <w:t xml:space="preserve">7. good (comparative)</w:t>
-      </w:r>
-    </w:p>
-    <w:p>
-      <w:r>
-        <w:t xml:space="preserve">8. bad (superlative)</w:t>
-      </w:r>
-    </w:p>
-    <w:p>
-      <w:r>
-        <w:t xml:space="preserve">9. far (comparative)</w:t>
-      </w:r>
-    </w:p>
-    <w:p>
-      <w:r>
-        <w:t xml:space="preserve">10. little (comparative)</w:t>
-      </w:r>
-    </w:p>
-    <w:p>
-      <w:r>
-        <w:rPr>
+        <w:t>EQUALITY – COMPARATIVES – SUPERLATIVES – SPECIAL COMPARISON STRUCTURES</w:t>
+      </w:r>
+    </w:p>
+    <w:p>
+      <w:pPr>
+        <w:spacing w:before="0" w:after="100"/>
+      </w:pPr>
+      <w:r>
+        <w:rPr>
+          <w:color w:val="000000"/>
+        </w:rPr>
+        <w:t>Họ và tên: __________________________                         Điểm: ________/100</w:t>
+      </w:r>
+    </w:p>
+    <w:p>
+      <w:pPr>
+        <w:spacing w:before="0" w:after="100"/>
+      </w:pPr>
+      <w:r>
+        <w:rPr>
+          <w:color w:val="000000"/>
+        </w:rPr>
+        <w:t>Phạm vi kiến thức: Bài 48–49 — so sánh bằng; so sánh hơn; so sánh nhất; so sánh kép; cấu trúc đặc biệt.</w:t>
+      </w:r>
+    </w:p>
+    <w:p>
+      <w:pPr>
+        <w:spacing w:before="0" w:after="100"/>
+      </w:pPr>
+      <w:r>
+        <w:rPr>
+          <w:color w:val="000000"/>
+        </w:rPr>
+        <w:t>Thời gian làm bài dự kiến: 90 phút.</w:t>
+      </w:r>
+    </w:p>
+    <w:p>
+      <w:pPr>
+        <w:spacing w:before="0" w:after="100"/>
+      </w:pPr>
+      <w:r>
+        <w:rPr>
+          <w:color w:val="000000"/>
+        </w:rPr>
+        <w:t>Tổng điểm: 100 điểm.</w:t>
+      </w:r>
+    </w:p>
+    <w:p>
+      <w:pPr>
+        <w:spacing w:before="0" w:after="120"/>
+      </w:pPr>
+      <w:r>
+        <w:rPr>
+          <w:color w:val="000000"/>
+        </w:rPr>
+        <w:t>Hướng dẫn chung: Làm lần lượt từng phần và kiểm tra dạng từ, cấu trúc as...as, so sánh hơn, so sánh nhất cùng các cấu trúc kép trước khi nộp bài.</w:t>
+      </w:r>
+    </w:p>
+    <w:p>
+      <w:pPr>
+        <w:spacing w:before="240" w:after="60"/>
+        <w:keepNext/>
+      </w:pPr>
+      <w:r>
+        <w:rPr>
+          <w:color w:val="000000"/>
           <w:b/>
         </w:rPr>
-        <w:t xml:space="preserve">PHẦN 2. SO SÁNH BẰNG (10 điểm)</w:t>
-      </w:r>
-    </w:p>
-    <w:p>
-      <w:r>
-        <w:t xml:space="preserve">1. Lan is ___ tall ___ Mai.</w:t>
-      </w:r>
-    </w:p>
-    <w:p>
-      <w:r>
-        <w:t xml:space="preserve">2. This bag is not ___ expensive ___ that one.</w:t>
-      </w:r>
-    </w:p>
-    <w:p>
-      <w:r>
-        <w:t xml:space="preserve">3. I have ___ books ___ my brother.</w:t>
-      </w:r>
-    </w:p>
-    <w:p>
-      <w:r>
-        <w:t xml:space="preserve">4. We do not have ___ time ___ they do.</w:t>
-      </w:r>
-    </w:p>
-    <w:p>
-      <w:r>
-        <w:t xml:space="preserve">5. Tom runs ___ fast ___ Nam.</w:t>
-      </w:r>
-    </w:p>
-    <w:p>
-      <w:r>
-        <w:t xml:space="preserve">6. The blue room is the same size ___ the green one.</w:t>
-      </w:r>
-    </w:p>
-    <w:p>
-      <w:r>
-        <w:t xml:space="preserve">7. Her answer is similar ___ mine.</w:t>
-      </w:r>
-    </w:p>
-    <w:p>
-      <w:r>
-        <w:t xml:space="preserve">8. My phone is different ___ yours.</w:t>
-      </w:r>
-    </w:p>
-    <w:p>
-      <w:r>
-        <w:t xml:space="preserve">9. She earns twice ___ much ___ I do.</w:t>
-      </w:r>
-    </w:p>
-    <w:p>
-      <w:r>
-        <w:t xml:space="preserve">10. This task is not so difficult ___ the last one.</w:t>
-      </w:r>
-    </w:p>
-    <w:p>
-      <w:r>
-        <w:rPr>
+        <w:t>PHẦN 1. VIẾT DẠNG SO SÁNH ĐÚNG (10 điểm)</w:t>
+      </w:r>
+    </w:p>
+    <w:p>
+      <w:pPr>
+        <w:spacing w:before="0" w:after="60"/>
+        <w:keepNext/>
+      </w:pPr>
+      <w:r>
+        <w:rPr>
+          <w:color w:val="000000"/>
+          <w:i/>
+        </w:rPr>
+        <w:t>Hướng dẫn: Viết dạng so sánh đúng của từ trong ngoặc theo yêu cầu.</w:t>
+      </w:r>
+    </w:p>
+    <w:p>
+      <w:pPr>
+        <w:spacing w:before="40" w:after="60"/>
+      </w:pPr>
+      <w:r>
+        <w:rPr>
+          <w:color w:val="000000"/>
+        </w:rPr>
+        <w:t>1. tall (comparative)</w:t>
+      </w:r>
+    </w:p>
+    <w:p>
+      <w:pPr>
+        <w:spacing w:before="120" w:after="160"/>
+      </w:pPr>
+      <w:r>
+        <w:rPr>
+          <w:color w:val="000000"/>
+        </w:rPr>
+        <w:t>2. large (superlative)</w:t>
+      </w:r>
+    </w:p>
+    <w:p>
+      <w:pPr>
+        <w:spacing w:before="120" w:after="160"/>
+      </w:pPr>
+      <w:r>
+        <w:rPr>
+          <w:color w:val="000000"/>
+        </w:rPr>
+        <w:t>3. happy (comparative)</w:t>
+      </w:r>
+    </w:p>
+    <w:p>
+      <w:pPr>
+        <w:spacing w:before="120" w:after="160"/>
+      </w:pPr>
+      <w:r>
+        <w:rPr>
+          <w:color w:val="000000"/>
+        </w:rPr>
+        <w:t>4. hot (superlative)</w:t>
+      </w:r>
+    </w:p>
+    <w:p>
+      <w:pPr>
+        <w:spacing w:before="120" w:after="160"/>
+      </w:pPr>
+      <w:r>
+        <w:rPr>
+          <w:color w:val="000000"/>
+        </w:rPr>
+        <w:t>5. beautiful (comparative)</w:t>
+      </w:r>
+    </w:p>
+    <w:p>
+      <w:pPr>
+        <w:spacing w:before="120" w:after="160"/>
+      </w:pPr>
+      <w:r>
+        <w:rPr>
+          <w:color w:val="000000"/>
+        </w:rPr>
+        <w:t>6. carefully (superlative)</w:t>
+      </w:r>
+    </w:p>
+    <w:p>
+      <w:pPr>
+        <w:spacing w:before="120" w:after="160"/>
+      </w:pPr>
+      <w:r>
+        <w:rPr>
+          <w:color w:val="000000"/>
+        </w:rPr>
+        <w:t>7. good (comparative)</w:t>
+      </w:r>
+    </w:p>
+    <w:p>
+      <w:pPr>
+        <w:spacing w:before="120" w:after="160"/>
+      </w:pPr>
+      <w:r>
+        <w:rPr>
+          <w:color w:val="000000"/>
+        </w:rPr>
+        <w:t>8. bad (superlative)</w:t>
+      </w:r>
+    </w:p>
+    <w:p>
+      <w:pPr>
+        <w:spacing w:before="120" w:after="160"/>
+      </w:pPr>
+      <w:r>
+        <w:rPr>
+          <w:color w:val="000000"/>
+        </w:rPr>
+        <w:t>9. far (comparative)</w:t>
+      </w:r>
+    </w:p>
+    <w:p>
+      <w:pPr>
+        <w:spacing w:before="120" w:after="160"/>
+      </w:pPr>
+      <w:r>
+        <w:rPr>
+          <w:color w:val="000000"/>
+        </w:rPr>
+        <w:t>10. little (comparative)</w:t>
+      </w:r>
+    </w:p>
+    <w:p>
+      <w:pPr>
+        <w:spacing w:before="240" w:after="60"/>
+        <w:keepNext/>
+      </w:pPr>
+      <w:r>
+        <w:rPr>
+          <w:color w:val="000000"/>
           <w:b/>
         </w:rPr>
-        <w:t xml:space="preserve">PHẦN 3. SO SÁNH HƠN (10 điểm)</w:t>
-      </w:r>
-    </w:p>
-    <w:p>
-      <w:r>
-        <w:t xml:space="preserve">1. A train is ___ (fast) than a bus.</w:t>
-      </w:r>
-    </w:p>
-    <w:p>
-      <w:r>
-        <w:t xml:space="preserve">2. This exercise is ___ (difficult) than the first.</w:t>
-      </w:r>
-    </w:p>
-    <w:p>
-      <w:r>
-        <w:t xml:space="preserve">3. Today is ___ (hot) than yesterday.</w:t>
-      </w:r>
-    </w:p>
-    <w:p>
-      <w:r>
-        <w:t xml:space="preserve">4. Lan speaks English ___ (fluently) than I do.</w:t>
-      </w:r>
-    </w:p>
-    <w:p>
-      <w:r>
-        <w:t xml:space="preserve">5. My new phone is ___ (good) than the old one.</w:t>
-      </w:r>
-    </w:p>
-    <w:p>
-      <w:r>
-        <w:t xml:space="preserve">6. This road is ___ (bad) than that road.</w:t>
-      </w:r>
-    </w:p>
-    <w:p>
-      <w:r>
-        <w:t xml:space="preserve">7. We have ___ (little) time than they do.</w:t>
-      </w:r>
-    </w:p>
-    <w:p>
-      <w:r>
-        <w:t xml:space="preserve">8. There are ___ (many) people here today.</w:t>
-      </w:r>
-    </w:p>
-    <w:p>
-      <w:r>
-        <w:t xml:space="preserve">9. The river is much ___ (wide) after the rain.</w:t>
-      </w:r>
-    </w:p>
-    <w:p>
-      <w:r>
-        <w:t xml:space="preserve">10. This chair is slightly ___ (comfortable) than mine.</w:t>
-      </w:r>
-    </w:p>
-    <w:p>
-      <w:r>
-        <w:rPr>
+        <w:t>PHẦN 2. SO SÁNH BẰNG (10 điểm)</w:t>
+      </w:r>
+    </w:p>
+    <w:p>
+      <w:pPr>
+        <w:spacing w:before="0" w:after="60"/>
+        <w:keepNext/>
+      </w:pPr>
+      <w:r>
+        <w:rPr>
+          <w:color w:val="000000"/>
+          <w:i/>
+        </w:rPr>
+        <w:t>Hướng dẫn: Điền cấu trúc so sánh bằng hoặc cụm từ liên quan phù hợp với ngữ cảnh.</w:t>
+      </w:r>
+    </w:p>
+    <w:p>
+      <w:pPr>
+        <w:spacing w:before="40" w:after="60"/>
+      </w:pPr>
+      <w:r>
+        <w:rPr>
+          <w:color w:val="000000"/>
+        </w:rPr>
+        <w:t>1. Lan is ___ tall ___ Mai.</w:t>
+      </w:r>
+    </w:p>
+    <w:p>
+      <w:pPr>
+        <w:spacing w:before="120" w:after="160"/>
+      </w:pPr>
+      <w:r>
+        <w:rPr>
+          <w:color w:val="000000"/>
+        </w:rPr>
+        <w:t>2. This bag is not ___ expensive ___ that one.</w:t>
+      </w:r>
+    </w:p>
+    <w:p>
+      <w:pPr>
+        <w:spacing w:before="120" w:after="160"/>
+      </w:pPr>
+      <w:r>
+        <w:rPr>
+          <w:color w:val="000000"/>
+        </w:rPr>
+        <w:t>3. I have ___ books ___ my brother.</w:t>
+      </w:r>
+    </w:p>
+    <w:p>
+      <w:pPr>
+        <w:spacing w:before="120" w:after="160"/>
+      </w:pPr>
+      <w:r>
+        <w:rPr>
+          <w:color w:val="000000"/>
+        </w:rPr>
+        <w:t>4. We do not have ___ time ___ they do.</w:t>
+      </w:r>
+    </w:p>
+    <w:p>
+      <w:pPr>
+        <w:spacing w:before="120" w:after="160"/>
+      </w:pPr>
+      <w:r>
+        <w:rPr>
+          <w:color w:val="000000"/>
+        </w:rPr>
+        <w:t>5. Tom runs ___ fast ___ Nam.</w:t>
+      </w:r>
+    </w:p>
+    <w:p>
+      <w:pPr>
+        <w:spacing w:before="120" w:after="160"/>
+      </w:pPr>
+      <w:r>
+        <w:rPr>
+          <w:color w:val="000000"/>
+        </w:rPr>
+        <w:t>6. The blue room is the same size ___ the green one.</w:t>
+      </w:r>
+    </w:p>
+    <w:p>
+      <w:pPr>
+        <w:spacing w:before="120" w:after="160"/>
+      </w:pPr>
+      <w:r>
+        <w:rPr>
+          <w:color w:val="000000"/>
+        </w:rPr>
+        <w:t>7. Her answer is similar ___ mine.</w:t>
+      </w:r>
+    </w:p>
+    <w:p>
+      <w:pPr>
+        <w:spacing w:before="120" w:after="160"/>
+      </w:pPr>
+      <w:r>
+        <w:rPr>
+          <w:color w:val="000000"/>
+        </w:rPr>
+        <w:t>8. My phone is different ___ yours.</w:t>
+      </w:r>
+    </w:p>
+    <w:p>
+      <w:pPr>
+        <w:spacing w:before="120" w:after="160"/>
+      </w:pPr>
+      <w:r>
+        <w:rPr>
+          <w:color w:val="000000"/>
+        </w:rPr>
+        <w:t>9. She earns twice ___ much ___ I do.</w:t>
+      </w:r>
+    </w:p>
+    <w:p>
+      <w:pPr>
+        <w:spacing w:before="120" w:after="160"/>
+      </w:pPr>
+      <w:r>
+        <w:rPr>
+          <w:color w:val="000000"/>
+        </w:rPr>
+        <w:t>10. This task is not so difficult ___ the last one.</w:t>
+      </w:r>
+    </w:p>
+    <w:p>
+      <w:pPr>
+        <w:spacing w:before="240" w:after="60"/>
+        <w:keepNext/>
+      </w:pPr>
+      <w:r>
+        <w:rPr>
+          <w:color w:val="000000"/>
           <w:b/>
         </w:rPr>
-        <w:t xml:space="preserve">PHẦN 4. SO SÁNH NHẤT (10 điểm)</w:t>
-      </w:r>
-    </w:p>
-    <w:p>
-      <w:r>
-        <w:t xml:space="preserve">1. Everest is ___ mountain in the world. (high)</w:t>
-      </w:r>
-    </w:p>
-    <w:p>
-      <w:r>
-        <w:t xml:space="preserve">2. This is ___ book I have read. (interesting)</w:t>
-      </w:r>
-    </w:p>
-    <w:p>
-      <w:r>
-        <w:t xml:space="preserve">3. Lan is ___ student in the class. (hard-working)</w:t>
-      </w:r>
-    </w:p>
-    <w:p>
-      <w:r>
-        <w:t xml:space="preserve">4. February is ___ month of the year. (short)</w:t>
-      </w:r>
-    </w:p>
-    <w:p>
-      <w:r>
-        <w:t xml:space="preserve">5. That was ___ day of my trip. (good)</w:t>
-      </w:r>
-    </w:p>
-    <w:p>
-      <w:r>
-        <w:t xml:space="preserve">6. This is ___ restaurant in town. (bad)</w:t>
-      </w:r>
-    </w:p>
-    <w:p>
-      <w:r>
-        <w:t xml:space="preserve">7. Nam runs ___ of all the players. (fast)</w:t>
-      </w:r>
-    </w:p>
-    <w:p>
-      <w:r>
-        <w:t xml:space="preserve">8. She answered ___ in the group. (carefully)</w:t>
-      </w:r>
-    </w:p>
-    <w:p>
-      <w:r>
-        <w:t xml:space="preserve">9. It is one of ___ cities in Vietnam. (large)</w:t>
-      </w:r>
-    </w:p>
-    <w:p>
-      <w:r>
-        <w:t xml:space="preserve">10. He is the second ___ runner in the race. (quick)</w:t>
-      </w:r>
-    </w:p>
-    <w:p>
-      <w:r>
-        <w:rPr>
+        <w:t>PHẦN 3. SO SÁNH HƠN (10 điểm)</w:t>
+      </w:r>
+    </w:p>
+    <w:p>
+      <w:pPr>
+        <w:spacing w:before="0" w:after="60"/>
+        <w:keepNext/>
+      </w:pPr>
+      <w:r>
+        <w:rPr>
+          <w:color w:val="000000"/>
+          <w:i/>
+        </w:rPr>
+        <w:t>Hướng dẫn: Chia từ trong ngoặc ở dạng so sánh hơn phù hợp.</w:t>
+      </w:r>
+    </w:p>
+    <w:p>
+      <w:pPr>
+        <w:spacing w:before="40" w:after="60"/>
+      </w:pPr>
+      <w:r>
+        <w:rPr>
+          <w:color w:val="000000"/>
+        </w:rPr>
+        <w:t>1. A train is ___ (fast) than a bus.</w:t>
+      </w:r>
+    </w:p>
+    <w:p>
+      <w:pPr>
+        <w:spacing w:before="120" w:after="160"/>
+      </w:pPr>
+      <w:r>
+        <w:rPr>
+          <w:color w:val="000000"/>
+        </w:rPr>
+        <w:t>2. This exercise is ___ (difficult) than the first.</w:t>
+      </w:r>
+    </w:p>
+    <w:p>
+      <w:pPr>
+        <w:spacing w:before="120" w:after="160"/>
+      </w:pPr>
+      <w:r>
+        <w:rPr>
+          <w:color w:val="000000"/>
+        </w:rPr>
+        <w:t>3. Today is ___ (hot) than yesterday.</w:t>
+      </w:r>
+    </w:p>
+    <w:p>
+      <w:pPr>
+        <w:spacing w:before="120" w:after="160"/>
+      </w:pPr>
+      <w:r>
+        <w:rPr>
+          <w:color w:val="000000"/>
+        </w:rPr>
+        <w:t>4. Lan speaks English ___ (fluently) than I do.</w:t>
+      </w:r>
+    </w:p>
+    <w:p>
+      <w:pPr>
+        <w:spacing w:before="120" w:after="160"/>
+      </w:pPr>
+      <w:r>
+        <w:rPr>
+          <w:color w:val="000000"/>
+        </w:rPr>
+        <w:t>5. My new phone is ___ (good) than the old one.</w:t>
+      </w:r>
+    </w:p>
+    <w:p>
+      <w:pPr>
+        <w:spacing w:before="120" w:after="160"/>
+      </w:pPr>
+      <w:r>
+        <w:rPr>
+          <w:color w:val="000000"/>
+        </w:rPr>
+        <w:t>6. This road is ___ (bad) than that road.</w:t>
+      </w:r>
+    </w:p>
+    <w:p>
+      <w:pPr>
+        <w:spacing w:before="120" w:after="160"/>
+      </w:pPr>
+      <w:r>
+        <w:rPr>
+          <w:color w:val="000000"/>
+        </w:rPr>
+        <w:t>7. We have ___ (little) time than they do.</w:t>
+      </w:r>
+    </w:p>
+    <w:p>
+      <w:pPr>
+        <w:spacing w:before="120" w:after="160"/>
+      </w:pPr>
+      <w:r>
+        <w:rPr>
+          <w:color w:val="000000"/>
+        </w:rPr>
+        <w:t>8. There are ___ (many) people here today.</w:t>
+      </w:r>
+    </w:p>
+    <w:p>
+      <w:pPr>
+        <w:spacing w:before="120" w:after="160"/>
+      </w:pPr>
+      <w:r>
+        <w:rPr>
+          <w:color w:val="000000"/>
+        </w:rPr>
+        <w:t>9. The river is much ___ (wide) after the rain.</w:t>
+      </w:r>
+    </w:p>
+    <w:p>
+      <w:pPr>
+        <w:spacing w:before="120" w:after="160"/>
+      </w:pPr>
+      <w:r>
+        <w:rPr>
+          <w:color w:val="000000"/>
+        </w:rPr>
+        <w:t>10. This chair is slightly ___ (comfortable) than mine.</w:t>
+      </w:r>
+    </w:p>
+    <w:p>
+      <w:pPr>
+        <w:spacing w:before="240" w:after="60"/>
+        <w:keepNext/>
+      </w:pPr>
+      <w:r>
+        <w:rPr>
+          <w:color w:val="000000"/>
           <w:b/>
         </w:rPr>
-        <w:t xml:space="preserve">PHẦN 5. SO SÁNH KÉP VÀ CẤU TRÚC ĐẶC BIỆT (10 điểm)</w:t>
-      </w:r>
-    </w:p>
-    <w:p>
-      <w:r>
-        <w:t xml:space="preserve">1. The weather is becoming ___. (cold)</w:t>
-      </w:r>
-    </w:p>
-    <w:p>
-      <w:r>
-        <w:t xml:space="preserve">2. English is becoming ___. (important)</w:t>
-      </w:r>
-    </w:p>
-    <w:p>
-      <w:r>
-        <w:t xml:space="preserve">3. The more you practice, ___ you become. (confident)</w:t>
-      </w:r>
-    </w:p>
-    <w:p>
-      <w:r>
-        <w:t xml:space="preserve">4. The earlier we leave, ___ we arrive. (soon)</w:t>
-      </w:r>
-    </w:p>
-    <w:p>
-      <w:r>
-        <w:t xml:space="preserve">5. Prices are getting ___. (high)</w:t>
-      </w:r>
-    </w:p>
-    <w:p>
-      <w:r>
-        <w:t xml:space="preserve">6. The more carefully you drive, ___ it is. (safe)</w:t>
-      </w:r>
-    </w:p>
-    <w:p>
-      <w:r>
-        <w:t xml:space="preserve">7. The city is becoming ___. (crowded)</w:t>
-      </w:r>
-    </w:p>
-    <w:p>
-      <w:r>
-        <w:t xml:space="preserve">8. The less sugar you eat, ___ you may feel. (healthy)</w:t>
-      </w:r>
-    </w:p>
-    <w:p>
-      <w:r>
-        <w:t xml:space="preserve">9. Her English is getting ___. (good)</w:t>
-      </w:r>
-    </w:p>
-    <w:p>
-      <w:r>
-        <w:t xml:space="preserve">10. The harder he works, ___ results he gets. (good)</w:t>
-      </w:r>
-    </w:p>
-    <w:p>
-      <w:r>
-        <w:rPr>
+        <w:t>PHẦN 4. SO SÁNH NHẤT (10 điểm)</w:t>
+      </w:r>
+    </w:p>
+    <w:p>
+      <w:pPr>
+        <w:spacing w:before="0" w:after="60"/>
+        <w:keepNext/>
+      </w:pPr>
+      <w:r>
+        <w:rPr>
+          <w:color w:val="000000"/>
+          <w:i/>
+        </w:rPr>
+        <w:t>Hướng dẫn: Chia từ trong ngoặc ở dạng so sánh nhất phù hợp.</w:t>
+      </w:r>
+    </w:p>
+    <w:p>
+      <w:pPr>
+        <w:spacing w:before="40" w:after="60"/>
+      </w:pPr>
+      <w:r>
+        <w:rPr>
+          <w:color w:val="000000"/>
+        </w:rPr>
+        <w:t>1. Everest is ___ mountain in the world. (high)</w:t>
+      </w:r>
+    </w:p>
+    <w:p>
+      <w:pPr>
+        <w:spacing w:before="120" w:after="160"/>
+      </w:pPr>
+      <w:r>
+        <w:rPr>
+          <w:color w:val="000000"/>
+        </w:rPr>
+        <w:t>2. This is ___ book I have read. (interesting)</w:t>
+      </w:r>
+    </w:p>
+    <w:p>
+      <w:pPr>
+        <w:spacing w:before="120" w:after="160"/>
+      </w:pPr>
+      <w:r>
+        <w:rPr>
+          <w:color w:val="000000"/>
+        </w:rPr>
+        <w:t>3. Lan is ___ student in the class. (hard-working)</w:t>
+      </w:r>
+    </w:p>
+    <w:p>
+      <w:pPr>
+        <w:spacing w:before="120" w:after="160"/>
+      </w:pPr>
+      <w:r>
+        <w:rPr>
+          <w:color w:val="000000"/>
+        </w:rPr>
+        <w:t>4. February is ___ month of the year. (short)</w:t>
+      </w:r>
+    </w:p>
+    <w:p>
+      <w:pPr>
+        <w:spacing w:before="120" w:after="160"/>
+      </w:pPr>
+      <w:r>
+        <w:rPr>
+          <w:color w:val="000000"/>
+        </w:rPr>
+        <w:t>5. That was ___ day of my trip. (good)</w:t>
+      </w:r>
+    </w:p>
+    <w:p>
+      <w:pPr>
+        <w:spacing w:before="120" w:after="160"/>
+      </w:pPr>
+      <w:r>
+        <w:rPr>
+          <w:color w:val="000000"/>
+        </w:rPr>
+        <w:t>6. This is ___ restaurant in town. (bad)</w:t>
+      </w:r>
+    </w:p>
+    <w:p>
+      <w:pPr>
+        <w:spacing w:before="120" w:after="160"/>
+      </w:pPr>
+      <w:r>
+        <w:rPr>
+          <w:color w:val="000000"/>
+        </w:rPr>
+        <w:t>7. Nam runs ___ of all the players. (fast)</w:t>
+      </w:r>
+    </w:p>
+    <w:p>
+      <w:pPr>
+        <w:spacing w:before="120" w:after="160"/>
+      </w:pPr>
+      <w:r>
+        <w:rPr>
+          <w:color w:val="000000"/>
+        </w:rPr>
+        <w:t>8. She answered ___ in the group. (carefully)</w:t>
+      </w:r>
+    </w:p>
+    <w:p>
+      <w:pPr>
+        <w:spacing w:before="120" w:after="160"/>
+      </w:pPr>
+      <w:r>
+        <w:rPr>
+          <w:color w:val="000000"/>
+        </w:rPr>
+        <w:t>9. It is one of ___ cities in Vietnam. (large)</w:t>
+      </w:r>
+    </w:p>
+    <w:p>
+      <w:pPr>
+        <w:spacing w:before="120" w:after="160"/>
+      </w:pPr>
+      <w:r>
+        <w:rPr>
+          <w:color w:val="000000"/>
+        </w:rPr>
+        <w:t>10. He is the second ___ runner in the race. (quick)</w:t>
+      </w:r>
+    </w:p>
+    <w:p>
+      <w:pPr>
+        <w:spacing w:before="240" w:after="60"/>
+        <w:keepNext/>
+      </w:pPr>
+      <w:r>
+        <w:rPr>
+          <w:color w:val="000000"/>
           <w:b/>
         </w:rPr>
-        <w:t xml:space="preserve">PHẦN 6. VIẾT LẠI CÂU (10 điểm)</w:t>
-      </w:r>
-    </w:p>
-    <w:p>
-      <w:r>
-        <w:t xml:space="preserve">1. Nam is taller than Minh. (not as)</w:t>
-      </w:r>
-    </w:p>
-    <w:p>
-      <w:r>
-        <w:t xml:space="preserve">2. This car is cheaper than that car. (more expensive)</w:t>
-      </w:r>
-    </w:p>
-    <w:p>
-      <w:r>
-        <w:t xml:space="preserve">3. No mountain is higher than Everest.</w:t>
-      </w:r>
-    </w:p>
-    <w:p>
-      <w:r>
-        <w:t xml:space="preserve">4. Lan is one of the most careful students. (very)</w:t>
-      </w:r>
-    </w:p>
-    <w:p>
-      <w:r>
-        <w:t xml:space="preserve">5. The red bag and blue bag cost the same. (as expensive)</w:t>
-      </w:r>
-    </w:p>
-    <w:p>
-      <w:r>
-        <w:t xml:space="preserve">6. The test becomes increasingly difficult.</w:t>
-      </w:r>
-    </w:p>
-    <w:p>
-      <w:r>
-        <w:t xml:space="preserve">7. If you practice more, you improve faster.</w:t>
-      </w:r>
-    </w:p>
-    <w:p>
-      <w:r>
-        <w:t xml:space="preserve">8. Mai sings better than Hoa. (not as)</w:t>
-      </w:r>
-    </w:p>
-    <w:p>
-      <w:r>
-        <w:t xml:space="preserve">9. This is the best meal I have eaten. (better)</w:t>
-      </w:r>
-    </w:p>
-    <w:p>
-      <w:r>
-        <w:t xml:space="preserve">10. Only Tom is older than Nam in the team.</w:t>
-      </w:r>
-    </w:p>
-    <w:p>
-      <w:r>
-        <w:rPr>
+        <w:t>PHẦN 5. SO SÁNH KÉP VÀ CẤU TRÚC ĐẶC BIỆT (10 điểm)</w:t>
+      </w:r>
+    </w:p>
+    <w:p>
+      <w:pPr>
+        <w:spacing w:before="0" w:after="60"/>
+        <w:keepNext/>
+      </w:pPr>
+      <w:r>
+        <w:rPr>
+          <w:color w:val="000000"/>
+          <w:i/>
+        </w:rPr>
+        <w:t>Hướng dẫn: Hoàn thành cấu trúc so sánh kép hoặc cấu trúc đặc biệt theo nghĩa của câu.</w:t>
+      </w:r>
+    </w:p>
+    <w:p>
+      <w:pPr>
+        <w:spacing w:before="40" w:after="60"/>
+      </w:pPr>
+      <w:r>
+        <w:rPr>
+          <w:color w:val="000000"/>
+        </w:rPr>
+        <w:t>1. The weather is becoming ___. (cold)</w:t>
+      </w:r>
+    </w:p>
+    <w:p>
+      <w:pPr>
+        <w:spacing w:before="120" w:after="160"/>
+      </w:pPr>
+      <w:r>
+        <w:rPr>
+          <w:color w:val="000000"/>
+        </w:rPr>
+        <w:t>2. English is becoming ___. (important)</w:t>
+      </w:r>
+    </w:p>
+    <w:p>
+      <w:pPr>
+        <w:spacing w:before="120" w:after="160"/>
+      </w:pPr>
+      <w:r>
+        <w:rPr>
+          <w:color w:val="000000"/>
+        </w:rPr>
+        <w:t>3. The more you practice, ___ you become. (confident)</w:t>
+      </w:r>
+    </w:p>
+    <w:p>
+      <w:pPr>
+        <w:spacing w:before="120" w:after="160"/>
+      </w:pPr>
+      <w:r>
+        <w:rPr>
+          <w:color w:val="000000"/>
+        </w:rPr>
+        <w:t>4. The earlier we leave, ___ we arrive. (soon)</w:t>
+      </w:r>
+    </w:p>
+    <w:p>
+      <w:pPr>
+        <w:spacing w:before="120" w:after="160"/>
+      </w:pPr>
+      <w:r>
+        <w:rPr>
+          <w:color w:val="000000"/>
+        </w:rPr>
+        <w:t>5. Prices are getting ___. (high)</w:t>
+      </w:r>
+    </w:p>
+    <w:p>
+      <w:pPr>
+        <w:spacing w:before="120" w:after="160"/>
+      </w:pPr>
+      <w:r>
+        <w:rPr>
+          <w:color w:val="000000"/>
+        </w:rPr>
+        <w:t>6. The more carefully you drive, ___ it is. (safe)</w:t>
+      </w:r>
+    </w:p>
+    <w:p>
+      <w:pPr>
+        <w:spacing w:before="120" w:after="160"/>
+      </w:pPr>
+      <w:r>
+        <w:rPr>
+          <w:color w:val="000000"/>
+        </w:rPr>
+        <w:t>7. The city is becoming ___. (crowded)</w:t>
+      </w:r>
+    </w:p>
+    <w:p>
+      <w:pPr>
+        <w:spacing w:before="120" w:after="160"/>
+      </w:pPr>
+      <w:r>
+        <w:rPr>
+          <w:color w:val="000000"/>
+        </w:rPr>
+        <w:t>8. The less sugar you eat, ___ you may feel. (healthy)</w:t>
+      </w:r>
+    </w:p>
+    <w:p>
+      <w:pPr>
+        <w:spacing w:before="120" w:after="160"/>
+      </w:pPr>
+      <w:r>
+        <w:rPr>
+          <w:color w:val="000000"/>
+        </w:rPr>
+        <w:t>9. Her English is getting ___. (good)</w:t>
+      </w:r>
+    </w:p>
+    <w:p>
+      <w:pPr>
+        <w:spacing w:before="120" w:after="160"/>
+      </w:pPr>
+      <w:r>
+        <w:rPr>
+          <w:color w:val="000000"/>
+        </w:rPr>
+        <w:t>10. The harder he works, ___ results he gets. (good)</w:t>
+      </w:r>
+    </w:p>
+    <w:p>
+      <w:pPr>
+        <w:spacing w:before="240" w:after="60"/>
+        <w:keepNext/>
+      </w:pPr>
+      <w:r>
+        <w:rPr>
+          <w:color w:val="000000"/>
           <w:b/>
         </w:rPr>
-        <w:t xml:space="preserve">PHẦN 7. SỬA LỖI SAI (10 điểm)</w:t>
-      </w:r>
-    </w:p>
-    <w:p>
-      <w:r>
-        <w:t xml:space="preserve">1. She is more taller than me.</w:t>
-      </w:r>
-    </w:p>
-    <w:p>
-      <w:r>
-        <w:t xml:space="preserve">2. This is most expensive shop here.</w:t>
-      </w:r>
-    </w:p>
-    <w:p>
-      <w:r>
-        <w:t xml:space="preserve">3. Lan is as tall than Mai.</w:t>
-      </w:r>
-    </w:p>
-    <w:p>
-      <w:r>
-        <w:t xml:space="preserve">4. He runs more fast than Nam.</w:t>
-      </w:r>
-    </w:p>
-    <w:p>
-      <w:r>
-        <w:t xml:space="preserve">5. That was the baddest day.</w:t>
-      </w:r>
-    </w:p>
-    <w:p>
-      <w:r>
-        <w:t xml:space="preserve">6. It is one of the tallest building.</w:t>
-      </w:r>
-    </w:p>
-    <w:p>
-      <w:r>
-        <w:t xml:space="preserve">7. She is the second most tall student.</w:t>
-      </w:r>
-    </w:p>
-    <w:p>
-      <w:r>
-        <w:t xml:space="preserve">8. The more you read, you know more.</w:t>
-      </w:r>
-    </w:p>
-    <w:p>
-      <w:r>
-        <w:t xml:space="preserve">9. The weather gets more and more cold.</w:t>
-      </w:r>
-    </w:p>
-    <w:p>
-      <w:r>
-        <w:t xml:space="preserve">10. I have less books than Lan.</w:t>
-      </w:r>
-    </w:p>
-    <w:p>
-      <w:r>
-        <w:rPr>
+        <w:t>PHẦN 6. VIẾT LẠI CÂU (10 điểm)</w:t>
+      </w:r>
+    </w:p>
+    <w:p>
+      <w:pPr>
+        <w:spacing w:before="0" w:after="60"/>
+        <w:keepNext/>
+      </w:pPr>
+      <w:r>
+        <w:rPr>
+          <w:color w:val="000000"/>
+          <w:i/>
+        </w:rPr>
+        <w:t>Hướng dẫn: Viết lại câu theo từ gợi ý hoặc yêu cầu mà không làm thay đổi nghĩa.</w:t>
+      </w:r>
+    </w:p>
+    <w:p>
+      <w:pPr>
+        <w:spacing w:before="40" w:after="60"/>
+      </w:pPr>
+      <w:r>
+        <w:rPr>
+          <w:color w:val="000000"/>
+        </w:rPr>
+        <w:t>1. Nam is taller than Minh. (not as)</w:t>
+      </w:r>
+    </w:p>
+    <w:p>
+      <w:pPr>
+        <w:spacing w:before="120" w:after="160"/>
+      </w:pPr>
+      <w:r>
+        <w:rPr>
+          <w:color w:val="000000"/>
+        </w:rPr>
+        <w:t>2. This car is cheaper than that car. (more expensive)</w:t>
+      </w:r>
+    </w:p>
+    <w:p>
+      <w:pPr>
+        <w:spacing w:before="120" w:after="160"/>
+      </w:pPr>
+      <w:r>
+        <w:rPr>
+          <w:color w:val="000000"/>
+        </w:rPr>
+        <w:t>3. No mountain is higher than Everest.</w:t>
+      </w:r>
+    </w:p>
+    <w:p>
+      <w:pPr>
+        <w:spacing w:before="120" w:after="160"/>
+      </w:pPr>
+      <w:r>
+        <w:rPr>
+          <w:color w:val="000000"/>
+        </w:rPr>
+        <w:t>4. Lan is one of the most careful students. (very)</w:t>
+      </w:r>
+    </w:p>
+    <w:p>
+      <w:pPr>
+        <w:spacing w:before="120" w:after="160"/>
+      </w:pPr>
+      <w:r>
+        <w:rPr>
+          <w:color w:val="000000"/>
+        </w:rPr>
+        <w:t>5. The red bag and blue bag cost the same. (as expensive)</w:t>
+      </w:r>
+    </w:p>
+    <w:p>
+      <w:pPr>
+        <w:spacing w:before="120" w:after="160"/>
+      </w:pPr>
+      <w:r>
+        <w:rPr>
+          <w:color w:val="000000"/>
+        </w:rPr>
+        <w:t>6. The test becomes increasingly difficult.</w:t>
+      </w:r>
+    </w:p>
+    <w:p>
+      <w:pPr>
+        <w:spacing w:before="120" w:after="160"/>
+      </w:pPr>
+      <w:r>
+        <w:rPr>
+          <w:color w:val="000000"/>
+        </w:rPr>
+        <w:t>7. If you practice more, you improve faster.</w:t>
+      </w:r>
+    </w:p>
+    <w:p>
+      <w:pPr>
+        <w:spacing w:before="120" w:after="160"/>
+      </w:pPr>
+      <w:r>
+        <w:rPr>
+          <w:color w:val="000000"/>
+        </w:rPr>
+        <w:t>8. Mai sings better than Hoa. (not as)</w:t>
+      </w:r>
+    </w:p>
+    <w:p>
+      <w:pPr>
+        <w:spacing w:before="120" w:after="160"/>
+      </w:pPr>
+      <w:r>
+        <w:rPr>
+          <w:color w:val="000000"/>
+        </w:rPr>
+        <w:t>9. This is the best meal I have eaten. (better)</w:t>
+      </w:r>
+    </w:p>
+    <w:p>
+      <w:pPr>
+        <w:spacing w:before="120" w:after="160"/>
+      </w:pPr>
+      <w:r>
+        <w:rPr>
+          <w:color w:val="000000"/>
+        </w:rPr>
+        <w:t>10. Only Tom is older than Nam in the team.</w:t>
+      </w:r>
+    </w:p>
+    <w:p>
+      <w:pPr>
+        <w:spacing w:before="240" w:after="60"/>
+        <w:keepNext/>
+      </w:pPr>
+      <w:r>
+        <w:rPr>
+          <w:color w:val="000000"/>
           <w:b/>
         </w:rPr>
-        <w:t xml:space="preserve">PHẦN 8. DỊCH SANG TIẾNG ANH (10 điểm)</w:t>
-      </w:r>
-    </w:p>
-    <w:p>
-      <w:r>
-        <w:t xml:space="preserve">1. Lan cao bằng Mai.</w:t>
-      </w:r>
-    </w:p>
-    <w:p>
-      <w:r>
-        <w:t xml:space="preserve">2. Xe này đắt hơn xe kia.</w:t>
-      </w:r>
-    </w:p>
-    <w:p>
-      <w:r>
-        <w:t xml:space="preserve">3. Đây là tòa nhà cao nhất thành phố.</w:t>
-      </w:r>
-    </w:p>
-    <w:p>
-      <w:r>
-        <w:t xml:space="preserve">4. Nam chạy nhanh hơn tôi.</w:t>
-      </w:r>
-    </w:p>
-    <w:p>
-      <w:r>
-        <w:t xml:space="preserve">5. Cô ấy là một trong những học sinh giỏi nhất.</w:t>
-      </w:r>
-    </w:p>
-    <w:p>
-      <w:r>
-        <w:t xml:space="preserve">6. Trời ngày càng lạnh hơn.</w:t>
-      </w:r>
-    </w:p>
-    <w:p>
-      <w:r>
-        <w:t xml:space="preserve">7. Bạn càng luyện tập nhiều, bạn càng tiến bộ nhanh.</w:t>
-      </w:r>
-    </w:p>
-    <w:p>
-      <w:r>
-        <w:t xml:space="preserve">8. Tôi có ít thời gian hơn bạn.</w:t>
-      </w:r>
-    </w:p>
-    <w:p>
-      <w:r>
-        <w:t xml:space="preserve">9. Căn phòng này rộng gấp đôi phòng kia.</w:t>
-      </w:r>
-    </w:p>
-    <w:p>
-      <w:r>
-        <w:t xml:space="preserve">10. Hôm nay không nóng bằng hôm qua.</w:t>
-      </w:r>
-    </w:p>
-    <w:p>
-      <w:r>
-        <w:rPr>
+        <w:t>PHẦN 7. SỬA LỖI SAI (10 điểm)</w:t>
+      </w:r>
+    </w:p>
+    <w:p>
+      <w:pPr>
+        <w:spacing w:before="0" w:after="60"/>
+        <w:keepNext/>
+      </w:pPr>
+      <w:r>
+        <w:rPr>
+          <w:color w:val="000000"/>
+          <w:i/>
+        </w:rPr>
+        <w:t>Hướng dẫn: Tìm lỗi sai và viết lại câu đúng hoàn chỉnh.</w:t>
+      </w:r>
+    </w:p>
+    <w:p>
+      <w:pPr>
+        <w:spacing w:before="40" w:after="60"/>
+      </w:pPr>
+      <w:r>
+        <w:rPr>
+          <w:color w:val="000000"/>
+        </w:rPr>
+        <w:t>1. She is more taller than me.</w:t>
+      </w:r>
+    </w:p>
+    <w:p>
+      <w:pPr>
+        <w:spacing w:before="120" w:after="160"/>
+      </w:pPr>
+      <w:r>
+        <w:rPr>
+          <w:color w:val="000000"/>
+        </w:rPr>
+        <w:t>2. This is most expensive shop here.</w:t>
+      </w:r>
+    </w:p>
+    <w:p>
+      <w:pPr>
+        <w:spacing w:before="120" w:after="160"/>
+      </w:pPr>
+      <w:r>
+        <w:rPr>
+          <w:color w:val="000000"/>
+        </w:rPr>
+        <w:t>3. Lan is as tall than Mai.</w:t>
+      </w:r>
+    </w:p>
+    <w:p>
+      <w:pPr>
+        <w:spacing w:before="120" w:after="160"/>
+      </w:pPr>
+      <w:r>
+        <w:rPr>
+          <w:color w:val="000000"/>
+        </w:rPr>
+        <w:t>4. He runs more fast than Nam.</w:t>
+      </w:r>
+    </w:p>
+    <w:p>
+      <w:pPr>
+        <w:spacing w:before="120" w:after="160"/>
+      </w:pPr>
+      <w:r>
+        <w:rPr>
+          <w:color w:val="000000"/>
+        </w:rPr>
+        <w:t>5. That was the baddest day.</w:t>
+      </w:r>
+    </w:p>
+    <w:p>
+      <w:pPr>
+        <w:spacing w:before="120" w:after="160"/>
+      </w:pPr>
+      <w:r>
+        <w:rPr>
+          <w:color w:val="000000"/>
+        </w:rPr>
+        <w:t>6. It is one of the tallest building.</w:t>
+      </w:r>
+    </w:p>
+    <w:p>
+      <w:pPr>
+        <w:spacing w:before="120" w:after="160"/>
+      </w:pPr>
+      <w:r>
+        <w:rPr>
+          <w:color w:val="000000"/>
+        </w:rPr>
+        <w:t>7. She is the second most tall student.</w:t>
+      </w:r>
+    </w:p>
+    <w:p>
+      <w:pPr>
+        <w:spacing w:before="120" w:after="160"/>
+      </w:pPr>
+      <w:r>
+        <w:rPr>
+          <w:color w:val="000000"/>
+        </w:rPr>
+        <w:t>8. The more you read, you know more.</w:t>
+      </w:r>
+    </w:p>
+    <w:p>
+      <w:pPr>
+        <w:spacing w:before="120" w:after="160"/>
+      </w:pPr>
+      <w:r>
+        <w:rPr>
+          <w:color w:val="000000"/>
+        </w:rPr>
+        <w:t>9. The weather gets more and more cold.</w:t>
+      </w:r>
+    </w:p>
+    <w:p>
+      <w:pPr>
+        <w:spacing w:before="120" w:after="160"/>
+      </w:pPr>
+      <w:r>
+        <w:rPr>
+          <w:color w:val="000000"/>
+        </w:rPr>
+        <w:t>10. I have less books than Lan.</w:t>
+      </w:r>
+    </w:p>
+    <w:p>
+      <w:pPr>
+        <w:spacing w:before="240" w:after="60"/>
+        <w:keepNext/>
+      </w:pPr>
+      <w:r>
+        <w:rPr>
+          <w:color w:val="000000"/>
           <w:b/>
         </w:rPr>
-        <w:t xml:space="preserve">PHẦN 9. ĐỌC HIỂU (10 điểm)</w:t>
-      </w:r>
-    </w:p>
-    <w:p>
-      <w:r>
-        <w:t xml:space="preserve">River City and Green Town are popular places to live. River City is larger and busier than Green Town. It has more shops and the most modern hospital in the region. However, Green Town is quieter and has cleaner air. Houses there are not as expensive as houses in River City. The closer people live to River City center, the higher the rent becomes.</w:t>
-      </w:r>
-    </w:p>
-    <w:p>
-      <w:r>
-        <w:t xml:space="preserve">1. Which place is larger? 2. Which is quieter? 3. Where is the most modern hospital? 4. Are houses equally expensive? 5. What happens to rent nearer the city center?</w:t>
-      </w:r>
-    </w:p>
-    <w:p>
-      <w:r>
-        <w:rPr>
+        <w:t>PHẦN 8. DỊCH SANG TIẾNG ANH (10 điểm)</w:t>
+      </w:r>
+    </w:p>
+    <w:p>
+      <w:pPr>
+        <w:spacing w:before="0" w:after="60"/>
+        <w:keepNext/>
+      </w:pPr>
+      <w:r>
+        <w:rPr>
+          <w:color w:val="000000"/>
+          <w:i/>
+        </w:rPr>
+        <w:t>Hướng dẫn: Dịch từng câu sang tiếng Anh tự nhiên và đúng ngữ pháp.</w:t>
+      </w:r>
+    </w:p>
+    <w:p>
+      <w:pPr>
+        <w:spacing w:before="40" w:after="60"/>
+      </w:pPr>
+      <w:r>
+        <w:rPr>
+          <w:color w:val="000000"/>
+        </w:rPr>
+        <w:t>1. Lan cao bằng Mai.</w:t>
+      </w:r>
+    </w:p>
+    <w:p>
+      <w:pPr>
+        <w:spacing w:before="120" w:after="160"/>
+      </w:pPr>
+      <w:r>
+        <w:rPr>
+          <w:color w:val="000000"/>
+        </w:rPr>
+        <w:t>2. Xe này đắt hơn xe kia.</w:t>
+      </w:r>
+    </w:p>
+    <w:p>
+      <w:pPr>
+        <w:spacing w:before="120" w:after="160"/>
+      </w:pPr>
+      <w:r>
+        <w:rPr>
+          <w:color w:val="000000"/>
+        </w:rPr>
+        <w:t>3. Đây là tòa nhà cao nhất thành phố.</w:t>
+      </w:r>
+    </w:p>
+    <w:p>
+      <w:pPr>
+        <w:spacing w:before="120" w:after="160"/>
+      </w:pPr>
+      <w:r>
+        <w:rPr>
+          <w:color w:val="000000"/>
+        </w:rPr>
+        <w:t>4. Nam chạy nhanh hơn tôi.</w:t>
+      </w:r>
+    </w:p>
+    <w:p>
+      <w:pPr>
+        <w:spacing w:before="120" w:after="160"/>
+      </w:pPr>
+      <w:r>
+        <w:rPr>
+          <w:color w:val="000000"/>
+        </w:rPr>
+        <w:t>5. Cô ấy là một trong những học sinh giỏi nhất.</w:t>
+      </w:r>
+    </w:p>
+    <w:p>
+      <w:pPr>
+        <w:spacing w:before="120" w:after="160"/>
+      </w:pPr>
+      <w:r>
+        <w:rPr>
+          <w:color w:val="000000"/>
+        </w:rPr>
+        <w:t>6. Trời ngày càng lạnh hơn.</w:t>
+      </w:r>
+    </w:p>
+    <w:p>
+      <w:pPr>
+        <w:spacing w:before="120" w:after="160"/>
+      </w:pPr>
+      <w:r>
+        <w:rPr>
+          <w:color w:val="000000"/>
+        </w:rPr>
+        <w:t>7. Bạn càng luyện tập nhiều, bạn càng tiến bộ nhanh.</w:t>
+      </w:r>
+    </w:p>
+    <w:p>
+      <w:pPr>
+        <w:spacing w:before="120" w:after="160"/>
+      </w:pPr>
+      <w:r>
+        <w:rPr>
+          <w:color w:val="000000"/>
+        </w:rPr>
+        <w:t>8. Tôi có ít thời gian hơn bạn.</w:t>
+      </w:r>
+    </w:p>
+    <w:p>
+      <w:pPr>
+        <w:spacing w:before="120" w:after="160"/>
+      </w:pPr>
+      <w:r>
+        <w:rPr>
+          <w:color w:val="000000"/>
+        </w:rPr>
+        <w:t>9. Căn phòng này rộng gấp đôi phòng kia.</w:t>
+      </w:r>
+    </w:p>
+    <w:p>
+      <w:pPr>
+        <w:spacing w:before="120" w:after="160"/>
+      </w:pPr>
+      <w:r>
+        <w:rPr>
+          <w:color w:val="000000"/>
+        </w:rPr>
+        <w:t>10. Hôm nay không nóng bằng hôm qua.</w:t>
+      </w:r>
+    </w:p>
+    <w:p>
+      <w:pPr>
+        <w:spacing w:before="240" w:after="60"/>
+        <w:keepNext/>
+      </w:pPr>
+      <w:r>
+        <w:rPr>
+          <w:color w:val="000000"/>
           <w:b/>
         </w:rPr>
-        <w:t xml:space="preserve">PHẦN 10. VIẾT (10 điểm)</w:t>
-      </w:r>
-    </w:p>
-    <w:p>
-      <w:r>
-        <w:t xml:space="preserve">Viết 90–110 từ so sánh hai nơi để sống. Dùng so sánh bằng, hơn, nhất và ít nhất một cấu trúc so sánh kép.</w:t>
-      </w:r>
-    </w:p>
-    <w:p>
-      <w:r>
-        <w:rPr>
+        <w:t>PHẦN 9. ĐỌC HIỂU (10 điểm)</w:t>
+      </w:r>
+    </w:p>
+    <w:p>
+      <w:pPr>
+        <w:spacing w:before="0" w:after="60"/>
+        <w:keepNext/>
+      </w:pPr>
+      <w:r>
+        <w:rPr>
+          <w:color w:val="000000"/>
+          <w:i/>
+        </w:rPr>
+        <w:t>Hướng dẫn: Đọc đoạn văn và trả lời từng câu hỏi bằng thông tin trong bài.</w:t>
+      </w:r>
+    </w:p>
+    <w:p>
+      <w:pPr>
+        <w:spacing w:before="0" w:after="120"/>
+      </w:pPr>
+      <w:r>
+        <w:rPr>
+          <w:color w:val="000000"/>
+        </w:rPr>
+        <w:t>River City and Green Town are popular places to live. River City is larger and busier than Green Town.</w:t>
+      </w:r>
+    </w:p>
+    <w:p>
+      <w:pPr>
+        <w:spacing w:before="0" w:after="120"/>
+      </w:pPr>
+      <w:r>
+        <w:rPr>
+          <w:color w:val="000000"/>
+        </w:rPr>
+        <w:t>It has more shops and the most modern hospital in the region. However, Green Town is quieter and has cleaner air.</w:t>
+      </w:r>
+    </w:p>
+    <w:p>
+      <w:pPr>
+        <w:spacing w:before="0" w:after="120"/>
+      </w:pPr>
+      <w:r>
+        <w:rPr>
+          <w:color w:val="000000"/>
+        </w:rPr>
+        <w:t>Houses there are not as expensive as houses in River City. The closer people live to River City center, the higher the rent becomes.</w:t>
+      </w:r>
+    </w:p>
+    <w:p>
+      <w:pPr>
+        <w:spacing w:before="120" w:after="160"/>
+      </w:pPr>
+      <w:r>
+        <w:rPr>
+          <w:color w:val="000000"/>
+        </w:rPr>
+        <w:t>1. Which place is larger?</w:t>
+      </w:r>
+    </w:p>
+    <w:p>
+      <w:pPr>
+        <w:spacing w:before="120" w:after="160"/>
+      </w:pPr>
+      <w:r>
+        <w:rPr>
+          <w:color w:val="000000"/>
+        </w:rPr>
+        <w:t>2. Which is quieter?</w:t>
+      </w:r>
+    </w:p>
+    <w:p>
+      <w:pPr>
+        <w:spacing w:before="120" w:after="160"/>
+      </w:pPr>
+      <w:r>
+        <w:rPr>
+          <w:color w:val="000000"/>
+        </w:rPr>
+        <w:t>3. Where is the most modern hospital?</w:t>
+      </w:r>
+    </w:p>
+    <w:p>
+      <w:pPr>
+        <w:spacing w:before="120" w:after="160"/>
+      </w:pPr>
+      <w:r>
+        <w:rPr>
+          <w:color w:val="000000"/>
+        </w:rPr>
+        <w:t>4. Are houses equally expensive?</w:t>
+      </w:r>
+    </w:p>
+    <w:p>
+      <w:pPr>
+        <w:spacing w:before="120" w:after="160"/>
+      </w:pPr>
+      <w:r>
+        <w:rPr>
+          <w:color w:val="000000"/>
+        </w:rPr>
+        <w:t>5. What happens to rent nearer the city center?</w:t>
+      </w:r>
+    </w:p>
+    <w:p>
+      <w:pPr>
+        <w:spacing w:before="240" w:after="60"/>
+        <w:keepNext/>
+      </w:pPr>
+      <w:r>
+        <w:rPr>
+          <w:color w:val="000000"/>
           <w:b/>
         </w:rPr>
-        <w:t xml:space="preserve">ĐÁP ÁN – ĐỀ 1</w:t>
-      </w:r>
-    </w:p>
-    <w:p>
-      <w:r>
-        <w:rPr>
+        <w:t>PHẦN 10. VIẾT (10 điểm)</w:t>
+      </w:r>
+    </w:p>
+    <w:p>
+      <w:pPr>
+        <w:spacing w:before="0" w:after="60"/>
+        <w:keepNext/>
+      </w:pPr>
+      <w:r>
+        <w:rPr>
+          <w:color w:val="000000"/>
+          <w:i/>
+        </w:rPr>
+        <w:t>Hướng dẫn: Viết đúng độ dài và sử dụng đủ các dạng so sánh được yêu cầu.</w:t>
+      </w:r>
+    </w:p>
+    <w:p>
+      <w:pPr>
+        <w:spacing w:before="40" w:after="60"/>
+      </w:pPr>
+      <w:r>
+        <w:rPr>
+          <w:color w:val="000000"/>
+        </w:rPr>
+        <w:t>Viết 90–110 từ so sánh hai nơi để sống. Dùng so sánh bằng, hơn, nhất và ít nhất một cấu trúc so sánh kép.</w:t>
+      </w:r>
+    </w:p>
+    <w:p>
+      <w:pPr>
+        <w:spacing w:before="0" w:after="280"/>
+        <w:keepNext/>
+        <w:jc w:val="center"/>
+      </w:pPr>
+      <w:r>
+        <w:rPr>
+          <w:color w:val="000000"/>
           <w:b/>
         </w:rPr>
-        <w:t xml:space="preserve">PHẦN 1: 1. taller; 2. the largest; 3. happier; 4. the hottest; 5. more beautiful; 6. the most carefully; 7. better; 8. the worst; 9. farther / further; 10. less</w:t>
-      </w:r>
-    </w:p>
-    <w:p>
-      <w:r>
-        <w:rPr>
+        <w:br w:type="page"/>
+        <w:t>ĐÁP ÁN</w:t>
+      </w:r>
+    </w:p>
+    <w:p>
+      <w:pPr>
+        <w:spacing w:before="240" w:after="60"/>
+        <w:keepNext/>
+      </w:pPr>
+      <w:r>
+        <w:rPr>
+          <w:color w:val="000000"/>
           <w:b/>
         </w:rPr>
-        <w:t xml:space="preserve">PHẦN 2: 1. as; as; 2. as; as; 3. as many; as; 4. as much; as; 5. as; as; 6. as; 7. to; 8. from; 9. as; as; 10. as</w:t>
-      </w:r>
-    </w:p>
-    <w:p>
-      <w:r>
-        <w:rPr>
+        <w:t>PHẦN 1</w:t>
+      </w:r>
+    </w:p>
+    <w:p>
+      <w:pPr>
+        <w:spacing w:before="60" w:after="120"/>
+      </w:pPr>
+      <w:r>
+        <w:rPr>
+          <w:color w:val="000000"/>
+        </w:rPr>
+        <w:t>Câu 1: taller</w:t>
+      </w:r>
+    </w:p>
+    <w:p>
+      <w:pPr>
+        <w:spacing w:before="60" w:after="120"/>
+      </w:pPr>
+      <w:r>
+        <w:rPr>
+          <w:color w:val="000000"/>
+        </w:rPr>
+        <w:t>Câu 2: the largest</w:t>
+      </w:r>
+    </w:p>
+    <w:p>
+      <w:pPr>
+        <w:spacing w:before="60" w:after="120"/>
+      </w:pPr>
+      <w:r>
+        <w:rPr>
+          <w:color w:val="000000"/>
+        </w:rPr>
+        <w:t>Câu 3: happier</w:t>
+      </w:r>
+    </w:p>
+    <w:p>
+      <w:pPr>
+        <w:spacing w:before="60" w:after="120"/>
+      </w:pPr>
+      <w:r>
+        <w:rPr>
+          <w:color w:val="000000"/>
+        </w:rPr>
+        <w:t>Câu 4: the hottest</w:t>
+      </w:r>
+    </w:p>
+    <w:p>
+      <w:pPr>
+        <w:spacing w:before="60" w:after="120"/>
+      </w:pPr>
+      <w:r>
+        <w:rPr>
+          <w:color w:val="000000"/>
+        </w:rPr>
+        <w:t>Câu 5: more beautiful</w:t>
+      </w:r>
+    </w:p>
+    <w:p>
+      <w:pPr>
+        <w:spacing w:before="60" w:after="120"/>
+      </w:pPr>
+      <w:r>
+        <w:rPr>
+          <w:color w:val="000000"/>
+        </w:rPr>
+        <w:t>Câu 6: the most carefully</w:t>
+      </w:r>
+    </w:p>
+    <w:p>
+      <w:pPr>
+        <w:spacing w:before="60" w:after="120"/>
+      </w:pPr>
+      <w:r>
+        <w:rPr>
+          <w:color w:val="000000"/>
+        </w:rPr>
+        <w:t>Câu 7: better</w:t>
+      </w:r>
+    </w:p>
+    <w:p>
+      <w:pPr>
+        <w:spacing w:before="60" w:after="120"/>
+      </w:pPr>
+      <w:r>
+        <w:rPr>
+          <w:color w:val="000000"/>
+        </w:rPr>
+        <w:t>Câu 8: the worst</w:t>
+      </w:r>
+    </w:p>
+    <w:p>
+      <w:pPr>
+        <w:spacing w:before="60" w:after="120"/>
+      </w:pPr>
+      <w:r>
+        <w:rPr>
+          <w:color w:val="000000"/>
+        </w:rPr>
+        <w:t>Câu 9: farther / further</w:t>
+      </w:r>
+    </w:p>
+    <w:p>
+      <w:pPr>
+        <w:spacing w:before="60" w:after="120"/>
+      </w:pPr>
+      <w:r>
+        <w:rPr>
+          <w:color w:val="000000"/>
+        </w:rPr>
+        <w:t>Câu 10: less</w:t>
+      </w:r>
+    </w:p>
+    <w:p>
+      <w:pPr>
+        <w:spacing w:before="240" w:after="60"/>
+        <w:keepNext/>
+      </w:pPr>
+      <w:r>
+        <w:rPr>
+          <w:color w:val="000000"/>
           <w:b/>
         </w:rPr>
-        <w:t xml:space="preserve">PHẦN 3: 1. faster; 2. more difficult; 3. hotter; 4. more fluently; 5. better; 6. worse; 7. less; 8. more; 9. wider; 10. more comfortable</w:t>
-      </w:r>
-    </w:p>
-    <w:p>
-      <w:r>
-        <w:rPr>
+        <w:t>PHẦN 2</w:t>
+      </w:r>
+    </w:p>
+    <w:p>
+      <w:pPr>
+        <w:spacing w:before="60" w:after="120"/>
+      </w:pPr>
+      <w:r>
+        <w:rPr>
+          <w:color w:val="000000"/>
+        </w:rPr>
+        <w:t>Câu 1: as; as</w:t>
+      </w:r>
+    </w:p>
+    <w:p>
+      <w:pPr>
+        <w:spacing w:before="60" w:after="120"/>
+      </w:pPr>
+      <w:r>
+        <w:rPr>
+          <w:color w:val="000000"/>
+        </w:rPr>
+        <w:t>Câu 2: as; as</w:t>
+      </w:r>
+    </w:p>
+    <w:p>
+      <w:pPr>
+        <w:spacing w:before="60" w:after="120"/>
+      </w:pPr>
+      <w:r>
+        <w:rPr>
+          <w:color w:val="000000"/>
+        </w:rPr>
+        <w:t>Câu 3: as many; as</w:t>
+      </w:r>
+    </w:p>
+    <w:p>
+      <w:pPr>
+        <w:spacing w:before="60" w:after="120"/>
+      </w:pPr>
+      <w:r>
+        <w:rPr>
+          <w:color w:val="000000"/>
+        </w:rPr>
+        <w:t>Câu 4: as much; as</w:t>
+      </w:r>
+    </w:p>
+    <w:p>
+      <w:pPr>
+        <w:spacing w:before="60" w:after="120"/>
+      </w:pPr>
+      <w:r>
+        <w:rPr>
+          <w:color w:val="000000"/>
+        </w:rPr>
+        <w:t>Câu 5: as; as</w:t>
+      </w:r>
+    </w:p>
+    <w:p>
+      <w:pPr>
+        <w:spacing w:before="60" w:after="120"/>
+      </w:pPr>
+      <w:r>
+        <w:rPr>
+          <w:color w:val="000000"/>
+        </w:rPr>
+        <w:t>Câu 6: as</w:t>
+      </w:r>
+    </w:p>
+    <w:p>
+      <w:pPr>
+        <w:spacing w:before="60" w:after="120"/>
+      </w:pPr>
+      <w:r>
+        <w:rPr>
+          <w:color w:val="000000"/>
+        </w:rPr>
+        <w:t>Câu 7: to</w:t>
+      </w:r>
+    </w:p>
+    <w:p>
+      <w:pPr>
+        <w:spacing w:before="60" w:after="120"/>
+      </w:pPr>
+      <w:r>
+        <w:rPr>
+          <w:color w:val="000000"/>
+        </w:rPr>
+        <w:t>Câu 8: from</w:t>
+      </w:r>
+    </w:p>
+    <w:p>
+      <w:pPr>
+        <w:spacing w:before="60" w:after="120"/>
+      </w:pPr>
+      <w:r>
+        <w:rPr>
+          <w:color w:val="000000"/>
+        </w:rPr>
+        <w:t>Câu 9: as; as</w:t>
+      </w:r>
+    </w:p>
+    <w:p>
+      <w:pPr>
+        <w:spacing w:before="60" w:after="120"/>
+      </w:pPr>
+      <w:r>
+        <w:rPr>
+          <w:color w:val="000000"/>
+        </w:rPr>
+        <w:t>Câu 10: as</w:t>
+      </w:r>
+    </w:p>
+    <w:p>
+      <w:pPr>
+        <w:spacing w:before="240" w:after="60"/>
+        <w:keepNext/>
+      </w:pPr>
+      <w:r>
+        <w:rPr>
+          <w:color w:val="000000"/>
           <w:b/>
         </w:rPr>
-        <w:t xml:space="preserve">PHẦN 4: 1. the highest; 2. the most interesting; 3. the most hard-working; 4. the shortest; 5. the best; 6. the worst; 7. the fastest; 8. the most carefully; 9. the largest; 10. quickest</w:t>
-      </w:r>
-    </w:p>
-    <w:p>
-      <w:r>
-        <w:rPr>
+        <w:t>PHẦN 3</w:t>
+      </w:r>
+    </w:p>
+    <w:p>
+      <w:pPr>
+        <w:spacing w:before="60" w:after="120"/>
+      </w:pPr>
+      <w:r>
+        <w:rPr>
+          <w:color w:val="000000"/>
+        </w:rPr>
+        <w:t>Câu 1: faster</w:t>
+      </w:r>
+    </w:p>
+    <w:p>
+      <w:pPr>
+        <w:spacing w:before="60" w:after="120"/>
+      </w:pPr>
+      <w:r>
+        <w:rPr>
+          <w:color w:val="000000"/>
+        </w:rPr>
+        <w:t>Câu 2: more difficult</w:t>
+      </w:r>
+    </w:p>
+    <w:p>
+      <w:pPr>
+        <w:spacing w:before="60" w:after="120"/>
+      </w:pPr>
+      <w:r>
+        <w:rPr>
+          <w:color w:val="000000"/>
+        </w:rPr>
+        <w:t>Câu 3: hotter</w:t>
+      </w:r>
+    </w:p>
+    <w:p>
+      <w:pPr>
+        <w:spacing w:before="60" w:after="120"/>
+      </w:pPr>
+      <w:r>
+        <w:rPr>
+          <w:color w:val="000000"/>
+        </w:rPr>
+        <w:t>Câu 4: more fluently</w:t>
+      </w:r>
+    </w:p>
+    <w:p>
+      <w:pPr>
+        <w:spacing w:before="60" w:after="120"/>
+      </w:pPr>
+      <w:r>
+        <w:rPr>
+          <w:color w:val="000000"/>
+        </w:rPr>
+        <w:t>Câu 5: better</w:t>
+      </w:r>
+    </w:p>
+    <w:p>
+      <w:pPr>
+        <w:spacing w:before="60" w:after="120"/>
+      </w:pPr>
+      <w:r>
+        <w:rPr>
+          <w:color w:val="000000"/>
+        </w:rPr>
+        <w:t>Câu 6: worse</w:t>
+      </w:r>
+    </w:p>
+    <w:p>
+      <w:pPr>
+        <w:spacing w:before="60" w:after="120"/>
+      </w:pPr>
+      <w:r>
+        <w:rPr>
+          <w:color w:val="000000"/>
+        </w:rPr>
+        <w:t>Câu 7: less</w:t>
+      </w:r>
+    </w:p>
+    <w:p>
+      <w:pPr>
+        <w:spacing w:before="60" w:after="120"/>
+      </w:pPr>
+      <w:r>
+        <w:rPr>
+          <w:color w:val="000000"/>
+        </w:rPr>
+        <w:t>Câu 8: more</w:t>
+      </w:r>
+    </w:p>
+    <w:p>
+      <w:pPr>
+        <w:spacing w:before="60" w:after="120"/>
+      </w:pPr>
+      <w:r>
+        <w:rPr>
+          <w:color w:val="000000"/>
+        </w:rPr>
+        <w:t>Câu 9: wider</w:t>
+      </w:r>
+    </w:p>
+    <w:p>
+      <w:pPr>
+        <w:spacing w:before="60" w:after="120"/>
+      </w:pPr>
+      <w:r>
+        <w:rPr>
+          <w:color w:val="000000"/>
+        </w:rPr>
+        <w:t>Câu 10: more comfortable</w:t>
+      </w:r>
+    </w:p>
+    <w:p>
+      <w:pPr>
+        <w:spacing w:before="240" w:after="60"/>
+        <w:keepNext/>
+      </w:pPr>
+      <w:r>
+        <w:rPr>
+          <w:color w:val="000000"/>
           <w:b/>
         </w:rPr>
-        <w:t xml:space="preserve">PHẦN 5: 1. colder and colder; 2. more and more important; 3. the more confident; 4. the sooner; 5. higher and higher; 6. the safer; 7. more and more crowded; 8. the healthier; 9. better and better; 10. the better</w:t>
-      </w:r>
-    </w:p>
-    <w:p>
-      <w:r>
-        <w:rPr>
+        <w:t>PHẦN 4</w:t>
+      </w:r>
+    </w:p>
+    <w:p>
+      <w:pPr>
+        <w:spacing w:before="60" w:after="120"/>
+      </w:pPr>
+      <w:r>
+        <w:rPr>
+          <w:color w:val="000000"/>
+        </w:rPr>
+        <w:t>Câu 1: the highest</w:t>
+      </w:r>
+    </w:p>
+    <w:p>
+      <w:pPr>
+        <w:spacing w:before="60" w:after="120"/>
+      </w:pPr>
+      <w:r>
+        <w:rPr>
+          <w:color w:val="000000"/>
+        </w:rPr>
+        <w:t>Câu 2: the most interesting</w:t>
+      </w:r>
+    </w:p>
+    <w:p>
+      <w:pPr>
+        <w:spacing w:before="60" w:after="120"/>
+      </w:pPr>
+      <w:r>
+        <w:rPr>
+          <w:color w:val="000000"/>
+        </w:rPr>
+        <w:t>Câu 3: the most hard-working</w:t>
+      </w:r>
+    </w:p>
+    <w:p>
+      <w:pPr>
+        <w:spacing w:before="60" w:after="120"/>
+      </w:pPr>
+      <w:r>
+        <w:rPr>
+          <w:color w:val="000000"/>
+        </w:rPr>
+        <w:t>Câu 4: the shortest</w:t>
+      </w:r>
+    </w:p>
+    <w:p>
+      <w:pPr>
+        <w:spacing w:before="60" w:after="120"/>
+      </w:pPr>
+      <w:r>
+        <w:rPr>
+          <w:color w:val="000000"/>
+        </w:rPr>
+        <w:t>Câu 5: the best</w:t>
+      </w:r>
+    </w:p>
+    <w:p>
+      <w:pPr>
+        <w:spacing w:before="60" w:after="120"/>
+      </w:pPr>
+      <w:r>
+        <w:rPr>
+          <w:color w:val="000000"/>
+        </w:rPr>
+        <w:t>Câu 6: the worst</w:t>
+      </w:r>
+    </w:p>
+    <w:p>
+      <w:pPr>
+        <w:spacing w:before="60" w:after="120"/>
+      </w:pPr>
+      <w:r>
+        <w:rPr>
+          <w:color w:val="000000"/>
+        </w:rPr>
+        <w:t>Câu 7: the fastest</w:t>
+      </w:r>
+    </w:p>
+    <w:p>
+      <w:pPr>
+        <w:spacing w:before="60" w:after="120"/>
+      </w:pPr>
+      <w:r>
+        <w:rPr>
+          <w:color w:val="000000"/>
+        </w:rPr>
+        <w:t>Câu 8: the most carefully</w:t>
+      </w:r>
+    </w:p>
+    <w:p>
+      <w:pPr>
+        <w:spacing w:before="60" w:after="120"/>
+      </w:pPr>
+      <w:r>
+        <w:rPr>
+          <w:color w:val="000000"/>
+        </w:rPr>
+        <w:t>Câu 9: the largest</w:t>
+      </w:r>
+    </w:p>
+    <w:p>
+      <w:pPr>
+        <w:spacing w:before="60" w:after="120"/>
+      </w:pPr>
+      <w:r>
+        <w:rPr>
+          <w:color w:val="000000"/>
+        </w:rPr>
+        <w:t>Câu 10: quickest</w:t>
+      </w:r>
+    </w:p>
+    <w:p>
+      <w:pPr>
+        <w:spacing w:before="240" w:after="60"/>
+        <w:keepNext/>
+      </w:pPr>
+      <w:r>
+        <w:rPr>
+          <w:color w:val="000000"/>
           <w:b/>
         </w:rPr>
-        <w:t xml:space="preserve">PHẦN 6: 1. Minh is not as tall as Nam.; 2. That car is more expensive than this car.; 3. Everest is the highest mountain.; 4. Lan is a very careful student.; 5. The red bag is as expensive as the blue bag.; 6. The test becomes more and more difficult.; 7. The more you practice, the faster you improve.; 8. Hoa does not sing as well as Mai.; 9. I have never eaten a better meal than this.; 10. Nam is the second oldest member of the team.</w:t>
-      </w:r>
-    </w:p>
-    <w:p>
-      <w:r>
-        <w:rPr>
+        <w:t>PHẦN 5</w:t>
+      </w:r>
+    </w:p>
+    <w:p>
+      <w:pPr>
+        <w:spacing w:before="60" w:after="120"/>
+      </w:pPr>
+      <w:r>
+        <w:rPr>
+          <w:color w:val="000000"/>
+        </w:rPr>
+        <w:t>Câu 1: colder and colder</w:t>
+      </w:r>
+    </w:p>
+    <w:p>
+      <w:pPr>
+        <w:spacing w:before="60" w:after="120"/>
+      </w:pPr>
+      <w:r>
+        <w:rPr>
+          <w:color w:val="000000"/>
+        </w:rPr>
+        <w:t>Câu 2: more and more important</w:t>
+      </w:r>
+    </w:p>
+    <w:p>
+      <w:pPr>
+        <w:spacing w:before="60" w:after="120"/>
+      </w:pPr>
+      <w:r>
+        <w:rPr>
+          <w:color w:val="000000"/>
+        </w:rPr>
+        <w:t>Câu 3: the more confident</w:t>
+      </w:r>
+    </w:p>
+    <w:p>
+      <w:pPr>
+        <w:spacing w:before="60" w:after="120"/>
+      </w:pPr>
+      <w:r>
+        <w:rPr>
+          <w:color w:val="000000"/>
+        </w:rPr>
+        <w:t>Câu 4: the sooner</w:t>
+      </w:r>
+    </w:p>
+    <w:p>
+      <w:pPr>
+        <w:spacing w:before="60" w:after="120"/>
+      </w:pPr>
+      <w:r>
+        <w:rPr>
+          <w:color w:val="000000"/>
+        </w:rPr>
+        <w:t>Câu 5: higher and higher</w:t>
+      </w:r>
+    </w:p>
+    <w:p>
+      <w:pPr>
+        <w:spacing w:before="60" w:after="120"/>
+      </w:pPr>
+      <w:r>
+        <w:rPr>
+          <w:color w:val="000000"/>
+        </w:rPr>
+        <w:t>Câu 6: the safer</w:t>
+      </w:r>
+    </w:p>
+    <w:p>
+      <w:pPr>
+        <w:spacing w:before="60" w:after="120"/>
+      </w:pPr>
+      <w:r>
+        <w:rPr>
+          <w:color w:val="000000"/>
+        </w:rPr>
+        <w:t>Câu 7: more and more crowded</w:t>
+      </w:r>
+    </w:p>
+    <w:p>
+      <w:pPr>
+        <w:spacing w:before="60" w:after="120"/>
+      </w:pPr>
+      <w:r>
+        <w:rPr>
+          <w:color w:val="000000"/>
+        </w:rPr>
+        <w:t>Câu 8: the healthier</w:t>
+      </w:r>
+    </w:p>
+    <w:p>
+      <w:pPr>
+        <w:spacing w:before="60" w:after="120"/>
+      </w:pPr>
+      <w:r>
+        <w:rPr>
+          <w:color w:val="000000"/>
+        </w:rPr>
+        <w:t>Câu 9: better and better</w:t>
+      </w:r>
+    </w:p>
+    <w:p>
+      <w:pPr>
+        <w:spacing w:before="60" w:after="120"/>
+      </w:pPr>
+      <w:r>
+        <w:rPr>
+          <w:color w:val="000000"/>
+        </w:rPr>
+        <w:t>Câu 10: the better</w:t>
+      </w:r>
+    </w:p>
+    <w:p>
+      <w:pPr>
+        <w:spacing w:before="240" w:after="60"/>
+        <w:keepNext/>
+      </w:pPr>
+      <w:r>
+        <w:rPr>
+          <w:color w:val="000000"/>
           <w:b/>
         </w:rPr>
-        <w:t xml:space="preserve">PHẦN 7: 1. She is taller than me.; 2. This is the most expensive shop here.; 3. Lan is as tall as Mai.; 4. He runs faster than Nam.; 5. That was the worst day.; 6. It is one of the tallest buildings.; 7. She is the second tallest student.; 8. The more you read, the more you know.; 9. The weather gets colder and colder.; 10. I have fewer books than Lan.</w:t>
-      </w:r>
-    </w:p>
-    <w:p>
-      <w:r>
-        <w:rPr>
+        <w:t>PHẦN 6</w:t>
+      </w:r>
+    </w:p>
+    <w:p>
+      <w:pPr>
+        <w:spacing w:before="60" w:after="120"/>
+      </w:pPr>
+      <w:r>
+        <w:rPr>
+          <w:color w:val="000000"/>
+        </w:rPr>
+        <w:t>Câu 1: Minh is not as tall as Nam.</w:t>
+      </w:r>
+    </w:p>
+    <w:p>
+      <w:pPr>
+        <w:spacing w:before="60" w:after="120"/>
+      </w:pPr>
+      <w:r>
+        <w:rPr>
+          <w:color w:val="000000"/>
+        </w:rPr>
+        <w:t>Câu 2: That car is more expensive than this car.</w:t>
+      </w:r>
+    </w:p>
+    <w:p>
+      <w:pPr>
+        <w:spacing w:before="60" w:after="120"/>
+      </w:pPr>
+      <w:r>
+        <w:rPr>
+          <w:color w:val="000000"/>
+        </w:rPr>
+        <w:t>Câu 3: Everest is the highest mountain.</w:t>
+      </w:r>
+    </w:p>
+    <w:p>
+      <w:pPr>
+        <w:spacing w:before="60" w:after="120"/>
+      </w:pPr>
+      <w:r>
+        <w:rPr>
+          <w:color w:val="000000"/>
+        </w:rPr>
+        <w:t>Câu 4: Lan is a very careful student.</w:t>
+      </w:r>
+    </w:p>
+    <w:p>
+      <w:pPr>
+        <w:spacing w:before="60" w:after="120"/>
+      </w:pPr>
+      <w:r>
+        <w:rPr>
+          <w:color w:val="000000"/>
+        </w:rPr>
+        <w:t>Câu 5: The red bag is as expensive as the blue bag.</w:t>
+      </w:r>
+    </w:p>
+    <w:p>
+      <w:pPr>
+        <w:spacing w:before="60" w:after="120"/>
+      </w:pPr>
+      <w:r>
+        <w:rPr>
+          <w:color w:val="000000"/>
+        </w:rPr>
+        <w:t>Câu 6: The test becomes more and more difficult.</w:t>
+      </w:r>
+    </w:p>
+    <w:p>
+      <w:pPr>
+        <w:spacing w:before="60" w:after="120"/>
+      </w:pPr>
+      <w:r>
+        <w:rPr>
+          <w:color w:val="000000"/>
+        </w:rPr>
+        <w:t>Câu 7: The more you practice, the faster you improve.</w:t>
+      </w:r>
+    </w:p>
+    <w:p>
+      <w:pPr>
+        <w:spacing w:before="60" w:after="120"/>
+      </w:pPr>
+      <w:r>
+        <w:rPr>
+          <w:color w:val="000000"/>
+        </w:rPr>
+        <w:t>Câu 8: Hoa does not sing as well as Mai.</w:t>
+      </w:r>
+    </w:p>
+    <w:p>
+      <w:pPr>
+        <w:spacing w:before="60" w:after="120"/>
+      </w:pPr>
+      <w:r>
+        <w:rPr>
+          <w:color w:val="000000"/>
+        </w:rPr>
+        <w:t>Câu 9: I have never eaten a better meal than this.</w:t>
+      </w:r>
+    </w:p>
+    <w:p>
+      <w:pPr>
+        <w:spacing w:before="60" w:after="120"/>
+      </w:pPr>
+      <w:r>
+        <w:rPr>
+          <w:color w:val="000000"/>
+        </w:rPr>
+        <w:t>Câu 10: Nam is the second oldest member of the team.</w:t>
+      </w:r>
+    </w:p>
+    <w:p>
+      <w:pPr>
+        <w:spacing w:before="240" w:after="60"/>
+        <w:keepNext/>
+      </w:pPr>
+      <w:r>
+        <w:rPr>
+          <w:color w:val="000000"/>
           <w:b/>
         </w:rPr>
-        <w:t xml:space="preserve">PHẦN 8: 1 Lan is as tall as Mai. 2 This car is more expensive than that one. 3 This is the tallest building in the city. 4 Nam runs faster than I do. 5 She is one of the best students. 6 It is getting colder and colder. 7 The more you practice, the faster you improve. 8 I have less time than you. 9 This room is twice as large as that one. 10 Today is not as hot as yesterday.</w:t>
-      </w:r>
-    </w:p>
-    <w:p>
-      <w:r>
-        <w:rPr>
+        <w:t>PHẦN 7</w:t>
+      </w:r>
+    </w:p>
+    <w:p>
+      <w:pPr>
+        <w:spacing w:before="60" w:after="120"/>
+      </w:pPr>
+      <w:r>
+        <w:rPr>
+          <w:color w:val="000000"/>
+        </w:rPr>
+        <w:t>Câu 1: She is taller than me.</w:t>
+      </w:r>
+    </w:p>
+    <w:p>
+      <w:pPr>
+        <w:spacing w:before="60" w:after="120"/>
+      </w:pPr>
+      <w:r>
+        <w:rPr>
+          <w:color w:val="000000"/>
+        </w:rPr>
+        <w:t>Câu 2: This is the most expensive shop here.</w:t>
+      </w:r>
+    </w:p>
+    <w:p>
+      <w:pPr>
+        <w:spacing w:before="60" w:after="120"/>
+      </w:pPr>
+      <w:r>
+        <w:rPr>
+          <w:color w:val="000000"/>
+        </w:rPr>
+        <w:t>Câu 3: Lan is as tall as Mai.</w:t>
+      </w:r>
+    </w:p>
+    <w:p>
+      <w:pPr>
+        <w:spacing w:before="60" w:after="120"/>
+      </w:pPr>
+      <w:r>
+        <w:rPr>
+          <w:color w:val="000000"/>
+        </w:rPr>
+        <w:t>Câu 4: He runs faster than Nam.</w:t>
+      </w:r>
+    </w:p>
+    <w:p>
+      <w:pPr>
+        <w:spacing w:before="60" w:after="120"/>
+      </w:pPr>
+      <w:r>
+        <w:rPr>
+          <w:color w:val="000000"/>
+        </w:rPr>
+        <w:t>Câu 5: That was the worst day.</w:t>
+      </w:r>
+    </w:p>
+    <w:p>
+      <w:pPr>
+        <w:spacing w:before="60" w:after="120"/>
+      </w:pPr>
+      <w:r>
+        <w:rPr>
+          <w:color w:val="000000"/>
+        </w:rPr>
+        <w:t>Câu 6: It is one of the tallest buildings.</w:t>
+      </w:r>
+    </w:p>
+    <w:p>
+      <w:pPr>
+        <w:spacing w:before="60" w:after="120"/>
+      </w:pPr>
+      <w:r>
+        <w:rPr>
+          <w:color w:val="000000"/>
+        </w:rPr>
+        <w:t>Câu 7: She is the second tallest student.</w:t>
+      </w:r>
+    </w:p>
+    <w:p>
+      <w:pPr>
+        <w:spacing w:before="60" w:after="120"/>
+      </w:pPr>
+      <w:r>
+        <w:rPr>
+          <w:color w:val="000000"/>
+        </w:rPr>
+        <w:t>Câu 8: The more you read, the more you know.</w:t>
+      </w:r>
+    </w:p>
+    <w:p>
+      <w:pPr>
+        <w:spacing w:before="60" w:after="120"/>
+      </w:pPr>
+      <w:r>
+        <w:rPr>
+          <w:color w:val="000000"/>
+        </w:rPr>
+        <w:t>Câu 9: The weather gets colder and colder.</w:t>
+      </w:r>
+    </w:p>
+    <w:p>
+      <w:pPr>
+        <w:spacing w:before="60" w:after="120"/>
+      </w:pPr>
+      <w:r>
+        <w:rPr>
+          <w:color w:val="000000"/>
+        </w:rPr>
+        <w:t>Câu 10: I have fewer books than Lan.</w:t>
+      </w:r>
+    </w:p>
+    <w:p>
+      <w:pPr>
+        <w:spacing w:before="240" w:after="60"/>
+        <w:keepNext/>
+      </w:pPr>
+      <w:r>
+        <w:rPr>
+          <w:color w:val="000000"/>
           <w:b/>
         </w:rPr>
-        <w:t xml:space="preserve">PHẦN 9: 1. River City. 2. Green Town. 3. In River City. 4. No. 5. It becomes higher.</w:t>
-      </w:r>
-    </w:p>
-    <w:p>
-      <w:r>
-        <w:rPr>
+        <w:t>PHẦN 8</w:t>
+      </w:r>
+    </w:p>
+    <w:p>
+      <w:pPr>
+        <w:spacing w:before="60" w:after="120"/>
+      </w:pPr>
+      <w:r>
+        <w:rPr>
+          <w:color w:val="000000"/>
+        </w:rPr>
+        <w:t>Câu 1: Lan is as tall as Mai.</w:t>
+      </w:r>
+    </w:p>
+    <w:p>
+      <w:pPr>
+        <w:spacing w:before="60" w:after="120"/>
+      </w:pPr>
+      <w:r>
+        <w:rPr>
+          <w:color w:val="000000"/>
+        </w:rPr>
+        <w:t>Câu 2: This car is more expensive than that one.</w:t>
+      </w:r>
+    </w:p>
+    <w:p>
+      <w:pPr>
+        <w:spacing w:before="60" w:after="120"/>
+      </w:pPr>
+      <w:r>
+        <w:rPr>
+          <w:color w:val="000000"/>
+        </w:rPr>
+        <w:t>Câu 3: This is the tallest building in the city.</w:t>
+      </w:r>
+    </w:p>
+    <w:p>
+      <w:pPr>
+        <w:spacing w:before="60" w:after="120"/>
+      </w:pPr>
+      <w:r>
+        <w:rPr>
+          <w:color w:val="000000"/>
+        </w:rPr>
+        <w:t>Câu 4: Nam runs faster than I do.</w:t>
+      </w:r>
+    </w:p>
+    <w:p>
+      <w:pPr>
+        <w:spacing w:before="60" w:after="120"/>
+      </w:pPr>
+      <w:r>
+        <w:rPr>
+          <w:color w:val="000000"/>
+        </w:rPr>
+        <w:t>Câu 5: She is one of the best students.</w:t>
+      </w:r>
+    </w:p>
+    <w:p>
+      <w:pPr>
+        <w:spacing w:before="60" w:after="120"/>
+      </w:pPr>
+      <w:r>
+        <w:rPr>
+          <w:color w:val="000000"/>
+        </w:rPr>
+        <w:t>Câu 6: It is getting colder and colder.</w:t>
+      </w:r>
+    </w:p>
+    <w:p>
+      <w:pPr>
+        <w:spacing w:before="60" w:after="120"/>
+      </w:pPr>
+      <w:r>
+        <w:rPr>
+          <w:color w:val="000000"/>
+        </w:rPr>
+        <w:t>Câu 7: The more you practice, the faster you improve.</w:t>
+      </w:r>
+    </w:p>
+    <w:p>
+      <w:pPr>
+        <w:spacing w:before="60" w:after="120"/>
+      </w:pPr>
+      <w:r>
+        <w:rPr>
+          <w:color w:val="000000"/>
+        </w:rPr>
+        <w:t>Câu 8: I have less time than you.</w:t>
+      </w:r>
+    </w:p>
+    <w:p>
+      <w:pPr>
+        <w:spacing w:before="60" w:after="120"/>
+      </w:pPr>
+      <w:r>
+        <w:rPr>
+          <w:color w:val="000000"/>
+        </w:rPr>
+        <w:t>Câu 9: This room is twice as large as that one.</w:t>
+      </w:r>
+    </w:p>
+    <w:p>
+      <w:pPr>
+        <w:spacing w:before="60" w:after="120"/>
+      </w:pPr>
+      <w:r>
+        <w:rPr>
+          <w:color w:val="000000"/>
+        </w:rPr>
+        <w:t>Câu 10: Today is not as hot as yesterday.</w:t>
+      </w:r>
+    </w:p>
+    <w:p>
+      <w:pPr>
+        <w:spacing w:before="240" w:after="60"/>
+        <w:keepNext/>
+      </w:pPr>
+      <w:r>
+        <w:rPr>
+          <w:color w:val="000000"/>
           <w:b/>
         </w:rPr>
-        <w:t xml:space="preserve">BÀI VIẾT MẪU (103 từ): River City and Green Town are both pleasant, but they are quite different. River City is much larger and busier than Green Town. It has more restaurants and the most modern hospital in the area. However, its streets are noisier, and houses are not as affordable as those in Green Town. Green Town has cleaner air and is one of the safest places for families. Life there becomes quieter and quieter as you move away from the center. The closer you live to River City, the higher your rent is. I prefer Green Town because comfort is more important to me than nightlife.</w:t>
+        <w:t>PHẦN 9</w:t>
+      </w:r>
+    </w:p>
+    <w:p>
+      <w:pPr>
+        <w:spacing w:before="60" w:after="120"/>
+      </w:pPr>
+      <w:r>
+        <w:rPr>
+          <w:color w:val="000000"/>
+        </w:rPr>
+        <w:t>Câu 1: River City.</w:t>
+      </w:r>
+    </w:p>
+    <w:p>
+      <w:pPr>
+        <w:spacing w:before="60" w:after="120"/>
+      </w:pPr>
+      <w:r>
+        <w:rPr>
+          <w:color w:val="000000"/>
+        </w:rPr>
+        <w:t>Câu 2: Green Town.</w:t>
+      </w:r>
+    </w:p>
+    <w:p>
+      <w:pPr>
+        <w:spacing w:before="60" w:after="120"/>
+      </w:pPr>
+      <w:r>
+        <w:rPr>
+          <w:color w:val="000000"/>
+        </w:rPr>
+        <w:t>Câu 3: In River City.</w:t>
+      </w:r>
+    </w:p>
+    <w:p>
+      <w:pPr>
+        <w:spacing w:before="60" w:after="120"/>
+      </w:pPr>
+      <w:r>
+        <w:rPr>
+          <w:color w:val="000000"/>
+        </w:rPr>
+        <w:t>Câu 4: No.</w:t>
+      </w:r>
+    </w:p>
+    <w:p>
+      <w:pPr>
+        <w:spacing w:before="60" w:after="120"/>
+      </w:pPr>
+      <w:r>
+        <w:rPr>
+          <w:color w:val="000000"/>
+        </w:rPr>
+        <w:t>Câu 5: It becomes higher.</w:t>
+      </w:r>
+    </w:p>
+    <w:p>
+      <w:pPr>
+        <w:spacing w:before="240" w:after="60"/>
+        <w:keepNext/>
+      </w:pPr>
+      <w:r>
+        <w:rPr>
+          <w:color w:val="000000"/>
+          <w:b/>
+        </w:rPr>
+        <w:t>PHẦN 10</w:t>
+      </w:r>
+    </w:p>
+    <w:p>
+      <w:pPr>
+        <w:spacing w:before="240" w:after="60"/>
+        <w:keepNext/>
+      </w:pPr>
+      <w:r>
+        <w:rPr>
+          <w:color w:val="000000"/>
+          <w:b/>
+        </w:rPr>
+        <w:t>Câu trả lời tham khảo</w:t>
+      </w:r>
+    </w:p>
+    <w:p>
+      <w:pPr>
+        <w:spacing w:before="0" w:after="160"/>
+      </w:pPr>
+      <w:r>
+        <w:rPr>
+          <w:color w:val="000000"/>
+        </w:rPr>
+        <w:t>BÀI VIẾT MẪU (103 từ): River City and Green Town are both pleasant, but they are quite different. River City is much larger and busier than Green Town. It has more restaurants and the most modern hospital in the area. However, its streets are noisier, and houses are not as affordable as those in Green Town. Green Town has cleaner air and is one of the safest places for families. Life there becomes quieter and quieter as you move away from the center. The closer you live to River City, the higher your rent is. I prefer Green Town because comfort is more important to me than nightlife.</w:t>
       </w:r>
     </w:p>
     <w:sectPr>
